--- a/Meeting Minutes/10-14-2026.docx
+++ b/Meeting Minutes/10-14-2026.docx
@@ -151,7 +151,23 @@
                 <w:b/>
                 <w:szCs w:val="24"/>
               </w:rPr>
-              <w:t xml:space="preserve"> 10/14/2026</w:t>
+              <w:t xml:space="preserve"> 10/1</w:t>
+            </w:r>
+            <w:r>
+              <w:rPr>
+                <w:rFonts w:asciiTheme="minorHAnsi" w:hAnsiTheme="minorHAnsi" w:cstheme="minorHAnsi"/>
+                <w:b/>
+                <w:szCs w:val="24"/>
+              </w:rPr>
+              <w:t>5</w:t>
+            </w:r>
+            <w:r>
+              <w:rPr>
+                <w:rFonts w:asciiTheme="minorHAnsi" w:hAnsiTheme="minorHAnsi" w:cstheme="minorHAnsi"/>
+                <w:b/>
+                <w:szCs w:val="24"/>
+              </w:rPr>
+              <w:t>/2026</w:t>
             </w:r>
           </w:p>
         </w:tc>
@@ -185,7 +201,21 @@
                 <w:rFonts w:asciiTheme="minorHAnsi" w:hAnsiTheme="minorHAnsi" w:cstheme="minorHAnsi"/>
                 <w:szCs w:val="24"/>
               </w:rPr>
-              <w:t xml:space="preserve"> 10/14/2026</w:t>
+              <w:t xml:space="preserve"> 10/1</w:t>
+            </w:r>
+            <w:r>
+              <w:rPr>
+                <w:rFonts w:asciiTheme="minorHAnsi" w:hAnsiTheme="minorHAnsi" w:cstheme="minorHAnsi"/>
+                <w:szCs w:val="24"/>
+              </w:rPr>
+              <w:t>5</w:t>
+            </w:r>
+            <w:r>
+              <w:rPr>
+                <w:rFonts w:asciiTheme="minorHAnsi" w:hAnsiTheme="minorHAnsi" w:cstheme="minorHAnsi"/>
+                <w:szCs w:val="24"/>
+              </w:rPr>
+              <w:t>/2026</w:t>
             </w:r>
           </w:p>
         </w:tc>
